--- a/chapters/06/core/AIHE-B02/supp/AIHE-EX17/docx/AIHE-EX17_worked_example.docx
+++ b/chapters/06/core/AIHE-B02/supp/AIHE-EX17/docx/AIHE-EX17_worked_example.docx
@@ -5,7 +5,7 @@
     <w:p>
       <w:pPr>
         <w:pStyle w:val="Title"/>
-        <w:jc w:val="center"/>
+        <w:jc w:val="centre"/>
       </w:pPr>
       <w:r>
         <w:rPr>
@@ -27,7 +27,7 @@
     </w:p>
     <w:p>
       <w:pPr>
-        <w:jc w:val="center"/>
+        <w:jc w:val="centre"/>
       </w:pPr>
       <w:r>
         <w:rPr>
@@ -41,7 +41,7 @@
       <w:tblPr>
         <w:tblStyle w:val="TableGrid"/>
         <w:tblW w:type="auto" w:w="0"/>
-        <w:jc w:val="center"/>
+        <w:jc w:val="centre"/>
         <w:tblLook w:firstColumn="1" w:firstRow="1" w:lastColumn="0" w:lastRow="0" w:noHBand="0" w:noVBand="1" w:val="04A0"/>
       </w:tblPr>
       <w:tblGrid>
@@ -52,7 +52,7 @@
         <w:tc>
           <w:tcPr>
             <w:tcW w:type="dxa" w:w="5256"/>
-            <w:vAlign w:val="center"/>
+            <w:vAlign w:val="centre"/>
             <w:shd w:fill="1F4E79"/>
           </w:tcPr>
           <w:p>
@@ -74,7 +74,7 @@
         <w:tc>
           <w:tcPr>
             <w:tcW w:type="dxa" w:w="5256"/>
-            <w:vAlign w:val="center"/>
+            <w:vAlign w:val="centre"/>
           </w:tcPr>
           <w:p>
             <w:pPr>
@@ -95,7 +95,7 @@
         <w:tc>
           <w:tcPr>
             <w:tcW w:type="dxa" w:w="5256"/>
-            <w:vAlign w:val="center"/>
+            <w:vAlign w:val="centre"/>
             <w:shd w:fill="1F4E79"/>
           </w:tcPr>
           <w:p>
@@ -117,7 +117,7 @@
         <w:tc>
           <w:tcPr>
             <w:tcW w:type="dxa" w:w="5256"/>
-            <w:vAlign w:val="center"/>
+            <w:vAlign w:val="centre"/>
           </w:tcPr>
           <w:p>
             <w:pPr>
@@ -138,7 +138,7 @@
         <w:tc>
           <w:tcPr>
             <w:tcW w:type="dxa" w:w="5256"/>
-            <w:vAlign w:val="center"/>
+            <w:vAlign w:val="centre"/>
             <w:shd w:fill="1F4E79"/>
           </w:tcPr>
           <w:p>
@@ -160,7 +160,7 @@
         <w:tc>
           <w:tcPr>
             <w:tcW w:type="dxa" w:w="5256"/>
-            <w:vAlign w:val="center"/>
+            <w:vAlign w:val="centre"/>
           </w:tcPr>
           <w:p>
             <w:pPr>
@@ -181,7 +181,7 @@
         <w:tc>
           <w:tcPr>
             <w:tcW w:type="dxa" w:w="5256"/>
-            <w:vAlign w:val="center"/>
+            <w:vAlign w:val="centre"/>
             <w:shd w:fill="1F4E79"/>
           </w:tcPr>
           <w:p>
@@ -203,7 +203,7 @@
         <w:tc>
           <w:tcPr>
             <w:tcW w:type="dxa" w:w="5256"/>
-            <w:vAlign w:val="center"/>
+            <w:vAlign w:val="centre"/>
           </w:tcPr>
           <w:p>
             <w:pPr>
@@ -276,7 +276,7 @@
       <w:tblPr>
         <w:tblStyle w:val="TableGrid"/>
         <w:tblW w:type="auto" w:w="0"/>
-        <w:jc w:val="center"/>
+        <w:jc w:val="centre"/>
         <w:tblLook w:firstColumn="1" w:firstRow="1" w:lastColumn="0" w:lastRow="0" w:noHBand="0" w:noVBand="1" w:val="04A0"/>
       </w:tblPr>
       <w:tblGrid>
@@ -292,7 +292,7 @@
         <w:tc>
           <w:tcPr>
             <w:tcW w:type="dxa" w:w="1800"/>
-            <w:vAlign w:val="center"/>
+            <w:vAlign w:val="centre"/>
             <w:shd w:fill="1F4E79"/>
           </w:tcPr>
           <w:p>
@@ -314,7 +314,7 @@
         <w:tc>
           <w:tcPr>
             <w:tcW w:type="dxa" w:w="3240"/>
-            <w:vAlign w:val="center"/>
+            <w:vAlign w:val="centre"/>
             <w:shd w:fill="1F4E79"/>
           </w:tcPr>
           <w:p>
@@ -336,7 +336,7 @@
         <w:tc>
           <w:tcPr>
             <w:tcW w:type="dxa" w:w="2880"/>
-            <w:vAlign w:val="center"/>
+            <w:vAlign w:val="centre"/>
             <w:shd w:fill="1F4E79"/>
           </w:tcPr>
           <w:p>
@@ -358,7 +358,7 @@
         <w:tc>
           <w:tcPr>
             <w:tcW w:type="dxa" w:w="2736"/>
-            <w:vAlign w:val="center"/>
+            <w:vAlign w:val="centre"/>
             <w:shd w:fill="1F4E79"/>
           </w:tcPr>
           <w:p>
@@ -382,7 +382,7 @@
         <w:tc>
           <w:tcPr>
             <w:tcW w:type="dxa" w:w="1800"/>
-            <w:vAlign w:val="center"/>
+            <w:vAlign w:val="centre"/>
           </w:tcPr>
           <w:p>
             <w:pPr>
@@ -406,7 +406,7 @@
         <w:tc>
           <w:tcPr>
             <w:tcW w:type="dxa" w:w="3240"/>
-            <w:vAlign w:val="center"/>
+            <w:vAlign w:val="centre"/>
           </w:tcPr>
           <w:p>
             <w:pPr>
@@ -426,7 +426,7 @@
         <w:tc>
           <w:tcPr>
             <w:tcW w:type="dxa" w:w="2880"/>
-            <w:vAlign w:val="center"/>
+            <w:vAlign w:val="centre"/>
           </w:tcPr>
           <w:p>
             <w:pPr>
@@ -446,7 +446,7 @@
         <w:tc>
           <w:tcPr>
             <w:tcW w:type="dxa" w:w="2736"/>
-            <w:vAlign w:val="center"/>
+            <w:vAlign w:val="centre"/>
           </w:tcPr>
           <w:p>
             <w:pPr>
@@ -468,7 +468,7 @@
         <w:tc>
           <w:tcPr>
             <w:tcW w:type="dxa" w:w="1800"/>
-            <w:vAlign w:val="center"/>
+            <w:vAlign w:val="centre"/>
             <w:shd w:fill="F3F7FA"/>
           </w:tcPr>
           <w:p>
@@ -493,7 +493,7 @@
         <w:tc>
           <w:tcPr>
             <w:tcW w:type="dxa" w:w="3240"/>
-            <w:vAlign w:val="center"/>
+            <w:vAlign w:val="centre"/>
             <w:shd w:fill="F3F7FA"/>
           </w:tcPr>
           <w:p>
@@ -514,7 +514,7 @@
         <w:tc>
           <w:tcPr>
             <w:tcW w:type="dxa" w:w="2880"/>
-            <w:vAlign w:val="center"/>
+            <w:vAlign w:val="centre"/>
             <w:shd w:fill="F3F7FA"/>
           </w:tcPr>
           <w:p>
@@ -535,7 +535,7 @@
         <w:tc>
           <w:tcPr>
             <w:tcW w:type="dxa" w:w="2736"/>
-            <w:vAlign w:val="center"/>
+            <w:vAlign w:val="centre"/>
             <w:shd w:fill="F3F7FA"/>
           </w:tcPr>
           <w:p>
@@ -558,7 +558,7 @@
         <w:tc>
           <w:tcPr>
             <w:tcW w:type="dxa" w:w="1800"/>
-            <w:vAlign w:val="center"/>
+            <w:vAlign w:val="centre"/>
           </w:tcPr>
           <w:p>
             <w:pPr>
@@ -582,7 +582,7 @@
         <w:tc>
           <w:tcPr>
             <w:tcW w:type="dxa" w:w="3240"/>
-            <w:vAlign w:val="center"/>
+            <w:vAlign w:val="centre"/>
           </w:tcPr>
           <w:p>
             <w:pPr>
@@ -602,7 +602,7 @@
         <w:tc>
           <w:tcPr>
             <w:tcW w:type="dxa" w:w="2880"/>
-            <w:vAlign w:val="center"/>
+            <w:vAlign w:val="centre"/>
           </w:tcPr>
           <w:p>
             <w:pPr>
@@ -622,7 +622,7 @@
         <w:tc>
           <w:tcPr>
             <w:tcW w:type="dxa" w:w="2736"/>
-            <w:vAlign w:val="center"/>
+            <w:vAlign w:val="centre"/>
           </w:tcPr>
           <w:p>
             <w:pPr>
@@ -644,7 +644,7 @@
         <w:tc>
           <w:tcPr>
             <w:tcW w:type="dxa" w:w="1800"/>
-            <w:vAlign w:val="center"/>
+            <w:vAlign w:val="centre"/>
             <w:shd w:fill="F3F7FA"/>
           </w:tcPr>
           <w:p>
@@ -669,7 +669,7 @@
         <w:tc>
           <w:tcPr>
             <w:tcW w:type="dxa" w:w="3240"/>
-            <w:vAlign w:val="center"/>
+            <w:vAlign w:val="centre"/>
             <w:shd w:fill="F3F7FA"/>
           </w:tcPr>
           <w:p>
@@ -690,7 +690,7 @@
         <w:tc>
           <w:tcPr>
             <w:tcW w:type="dxa" w:w="2880"/>
-            <w:vAlign w:val="center"/>
+            <w:vAlign w:val="centre"/>
             <w:shd w:fill="F3F7FA"/>
           </w:tcPr>
           <w:p>
@@ -711,7 +711,7 @@
         <w:tc>
           <w:tcPr>
             <w:tcW w:type="dxa" w:w="2736"/>
-            <w:vAlign w:val="center"/>
+            <w:vAlign w:val="centre"/>
             <w:shd w:fill="F3F7FA"/>
           </w:tcPr>
           <w:p>
@@ -734,7 +734,7 @@
         <w:tc>
           <w:tcPr>
             <w:tcW w:type="dxa" w:w="1800"/>
-            <w:vAlign w:val="center"/>
+            <w:vAlign w:val="centre"/>
           </w:tcPr>
           <w:p>
             <w:pPr>
@@ -758,7 +758,7 @@
         <w:tc>
           <w:tcPr>
             <w:tcW w:type="dxa" w:w="3240"/>
-            <w:vAlign w:val="center"/>
+            <w:vAlign w:val="centre"/>
           </w:tcPr>
           <w:p>
             <w:pPr>
@@ -778,7 +778,7 @@
         <w:tc>
           <w:tcPr>
             <w:tcW w:type="dxa" w:w="2880"/>
-            <w:vAlign w:val="center"/>
+            <w:vAlign w:val="centre"/>
           </w:tcPr>
           <w:p>
             <w:pPr>
@@ -798,7 +798,7 @@
         <w:tc>
           <w:tcPr>
             <w:tcW w:type="dxa" w:w="2736"/>
-            <w:vAlign w:val="center"/>
+            <w:vAlign w:val="centre"/>
           </w:tcPr>
           <w:p>
             <w:pPr>
@@ -820,7 +820,7 @@
         <w:tc>
           <w:tcPr>
             <w:tcW w:type="dxa" w:w="1800"/>
-            <w:vAlign w:val="center"/>
+            <w:vAlign w:val="centre"/>
             <w:shd w:fill="F3F7FA"/>
           </w:tcPr>
           <w:p>
@@ -845,7 +845,7 @@
         <w:tc>
           <w:tcPr>
             <w:tcW w:type="dxa" w:w="3240"/>
-            <w:vAlign w:val="center"/>
+            <w:vAlign w:val="centre"/>
             <w:shd w:fill="F3F7FA"/>
           </w:tcPr>
           <w:p>
@@ -866,7 +866,7 @@
         <w:tc>
           <w:tcPr>
             <w:tcW w:type="dxa" w:w="2880"/>
-            <w:vAlign w:val="center"/>
+            <w:vAlign w:val="centre"/>
             <w:shd w:fill="F3F7FA"/>
           </w:tcPr>
           <w:p>
@@ -887,7 +887,7 @@
         <w:tc>
           <w:tcPr>
             <w:tcW w:type="dxa" w:w="2736"/>
-            <w:vAlign w:val="center"/>
+            <w:vAlign w:val="centre"/>
             <w:shd w:fill="F3F7FA"/>
           </w:tcPr>
           <w:p>
@@ -910,7 +910,7 @@
         <w:tc>
           <w:tcPr>
             <w:tcW w:type="dxa" w:w="1800"/>
-            <w:vAlign w:val="center"/>
+            <w:vAlign w:val="centre"/>
           </w:tcPr>
           <w:p>
             <w:pPr>
@@ -934,7 +934,7 @@
         <w:tc>
           <w:tcPr>
             <w:tcW w:type="dxa" w:w="3240"/>
-            <w:vAlign w:val="center"/>
+            <w:vAlign w:val="centre"/>
           </w:tcPr>
           <w:p>
             <w:pPr>
@@ -954,7 +954,7 @@
         <w:tc>
           <w:tcPr>
             <w:tcW w:type="dxa" w:w="2880"/>
-            <w:vAlign w:val="center"/>
+            <w:vAlign w:val="centre"/>
           </w:tcPr>
           <w:p>
             <w:pPr>
@@ -974,7 +974,7 @@
         <w:tc>
           <w:tcPr>
             <w:tcW w:type="dxa" w:w="2736"/>
-            <w:vAlign w:val="center"/>
+            <w:vAlign w:val="centre"/>
           </w:tcPr>
           <w:p>
             <w:pPr>
@@ -996,7 +996,7 @@
         <w:tc>
           <w:tcPr>
             <w:tcW w:type="dxa" w:w="1800"/>
-            <w:vAlign w:val="center"/>
+            <w:vAlign w:val="centre"/>
             <w:shd w:fill="F3F7FA"/>
           </w:tcPr>
           <w:p>
@@ -1021,7 +1021,7 @@
         <w:tc>
           <w:tcPr>
             <w:tcW w:type="dxa" w:w="3240"/>
-            <w:vAlign w:val="center"/>
+            <w:vAlign w:val="centre"/>
             <w:shd w:fill="F3F7FA"/>
           </w:tcPr>
           <w:p>
@@ -1042,7 +1042,7 @@
         <w:tc>
           <w:tcPr>
             <w:tcW w:type="dxa" w:w="2880"/>
-            <w:vAlign w:val="center"/>
+            <w:vAlign w:val="centre"/>
             <w:shd w:fill="F3F7FA"/>
           </w:tcPr>
           <w:p>
@@ -1063,7 +1063,7 @@
         <w:tc>
           <w:tcPr>
             <w:tcW w:type="dxa" w:w="2736"/>
-            <w:vAlign w:val="center"/>
+            <w:vAlign w:val="centre"/>
             <w:shd w:fill="F3F7FA"/>
           </w:tcPr>
           <w:p>
@@ -1086,7 +1086,7 @@
         <w:tc>
           <w:tcPr>
             <w:tcW w:type="dxa" w:w="1800"/>
-            <w:vAlign w:val="center"/>
+            <w:vAlign w:val="centre"/>
           </w:tcPr>
           <w:p>
             <w:pPr>
@@ -1110,7 +1110,7 @@
         <w:tc>
           <w:tcPr>
             <w:tcW w:type="dxa" w:w="3240"/>
-            <w:vAlign w:val="center"/>
+            <w:vAlign w:val="centre"/>
           </w:tcPr>
           <w:p>
             <w:pPr>
@@ -1130,7 +1130,7 @@
         <w:tc>
           <w:tcPr>
             <w:tcW w:type="dxa" w:w="2880"/>
-            <w:vAlign w:val="center"/>
+            <w:vAlign w:val="centre"/>
           </w:tcPr>
           <w:p>
             <w:pPr>
@@ -1150,7 +1150,7 @@
         <w:tc>
           <w:tcPr>
             <w:tcW w:type="dxa" w:w="2736"/>
-            <w:vAlign w:val="center"/>
+            <w:vAlign w:val="centre"/>
           </w:tcPr>
           <w:p>
             <w:pPr>
@@ -1172,7 +1172,7 @@
         <w:tc>
           <w:tcPr>
             <w:tcW w:type="dxa" w:w="1800"/>
-            <w:vAlign w:val="center"/>
+            <w:vAlign w:val="centre"/>
             <w:shd w:fill="F3F7FA"/>
           </w:tcPr>
           <w:p>
@@ -1197,7 +1197,7 @@
         <w:tc>
           <w:tcPr>
             <w:tcW w:type="dxa" w:w="3240"/>
-            <w:vAlign w:val="center"/>
+            <w:vAlign w:val="centre"/>
             <w:shd w:fill="F3F7FA"/>
           </w:tcPr>
           <w:p>
@@ -1218,7 +1218,7 @@
         <w:tc>
           <w:tcPr>
             <w:tcW w:type="dxa" w:w="2880"/>
-            <w:vAlign w:val="center"/>
+            <w:vAlign w:val="centre"/>
             <w:shd w:fill="F3F7FA"/>
           </w:tcPr>
           <w:p>
@@ -1239,7 +1239,7 @@
         <w:tc>
           <w:tcPr>
             <w:tcW w:type="dxa" w:w="2736"/>
-            <w:vAlign w:val="center"/>
+            <w:vAlign w:val="centre"/>
             <w:shd w:fill="F3F7FA"/>
           </w:tcPr>
           <w:p>
@@ -1262,7 +1262,7 @@
         <w:tc>
           <w:tcPr>
             <w:tcW w:type="dxa" w:w="1800"/>
-            <w:vAlign w:val="center"/>
+            <w:vAlign w:val="centre"/>
           </w:tcPr>
           <w:p>
             <w:pPr>
@@ -1286,7 +1286,7 @@
         <w:tc>
           <w:tcPr>
             <w:tcW w:type="dxa" w:w="3240"/>
-            <w:vAlign w:val="center"/>
+            <w:vAlign w:val="centre"/>
           </w:tcPr>
           <w:p>
             <w:pPr>
@@ -1306,7 +1306,7 @@
         <w:tc>
           <w:tcPr>
             <w:tcW w:type="dxa" w:w="2880"/>
-            <w:vAlign w:val="center"/>
+            <w:vAlign w:val="centre"/>
           </w:tcPr>
           <w:p>
             <w:pPr>
@@ -1326,7 +1326,7 @@
         <w:tc>
           <w:tcPr>
             <w:tcW w:type="dxa" w:w="2736"/>
-            <w:vAlign w:val="center"/>
+            <w:vAlign w:val="centre"/>
           </w:tcPr>
           <w:p>
             <w:pPr>
@@ -1363,7 +1363,7 @@
       <w:tblPr>
         <w:tblStyle w:val="TableGrid"/>
         <w:tblW w:type="auto" w:w="0"/>
-        <w:jc w:val="center"/>
+        <w:jc w:val="centre"/>
         <w:tblLook w:firstColumn="1" w:firstRow="1" w:lastColumn="0" w:lastRow="0" w:noHBand="0" w:noVBand="1" w:val="04A0"/>
       </w:tblPr>
       <w:tblGrid>
@@ -1384,7 +1384,7 @@
         <w:tc>
           <w:tcPr>
             <w:tcW w:type="dxa" w:w="1152"/>
-            <w:vAlign w:val="center"/>
+            <w:vAlign w:val="centre"/>
             <w:shd w:fill="1F4E79"/>
           </w:tcPr>
           <w:p>
@@ -1406,7 +1406,7 @@
         <w:tc>
           <w:tcPr>
             <w:tcW w:type="dxa" w:w="1224"/>
-            <w:vAlign w:val="center"/>
+            <w:vAlign w:val="centre"/>
             <w:shd w:fill="1F4E79"/>
           </w:tcPr>
           <w:p>
@@ -1428,7 +1428,7 @@
         <w:tc>
           <w:tcPr>
             <w:tcW w:type="dxa" w:w="936"/>
-            <w:vAlign w:val="center"/>
+            <w:vAlign w:val="centre"/>
             <w:shd w:fill="1F4E79"/>
           </w:tcPr>
           <w:p>
@@ -1450,7 +1450,7 @@
         <w:tc>
           <w:tcPr>
             <w:tcW w:type="dxa" w:w="1224"/>
-            <w:vAlign w:val="center"/>
+            <w:vAlign w:val="centre"/>
             <w:shd w:fill="1F4E79"/>
           </w:tcPr>
           <w:p>
@@ -1472,7 +1472,7 @@
         <w:tc>
           <w:tcPr>
             <w:tcW w:type="dxa" w:w="1224"/>
-            <w:vAlign w:val="center"/>
+            <w:vAlign w:val="centre"/>
             <w:shd w:fill="1F4E79"/>
           </w:tcPr>
           <w:p>
@@ -1494,7 +1494,7 @@
         <w:tc>
           <w:tcPr>
             <w:tcW w:type="dxa" w:w="1296"/>
-            <w:vAlign w:val="center"/>
+            <w:vAlign w:val="centre"/>
             <w:shd w:fill="1F4E79"/>
           </w:tcPr>
           <w:p>
@@ -1516,7 +1516,7 @@
         <w:tc>
           <w:tcPr>
             <w:tcW w:type="dxa" w:w="1656"/>
-            <w:vAlign w:val="center"/>
+            <w:vAlign w:val="centre"/>
             <w:shd w:fill="1F4E79"/>
           </w:tcPr>
           <w:p>
@@ -1538,7 +1538,7 @@
         <w:tc>
           <w:tcPr>
             <w:tcW w:type="dxa" w:w="1224"/>
-            <w:vAlign w:val="center"/>
+            <w:vAlign w:val="centre"/>
             <w:shd w:fill="1F4E79"/>
           </w:tcPr>
           <w:p>
@@ -1560,7 +1560,7 @@
         <w:tc>
           <w:tcPr>
             <w:tcW w:type="dxa" w:w="1584"/>
-            <w:vAlign w:val="center"/>
+            <w:vAlign w:val="centre"/>
             <w:shd w:fill="1F4E79"/>
           </w:tcPr>
           <w:p>
@@ -1584,7 +1584,7 @@
         <w:tc>
           <w:tcPr>
             <w:tcW w:type="dxa" w:w="1152"/>
-            <w:vAlign w:val="center"/>
+            <w:vAlign w:val="centre"/>
           </w:tcPr>
           <w:p>
             <w:pPr>
@@ -1608,7 +1608,7 @@
         <w:tc>
           <w:tcPr>
             <w:tcW w:type="dxa" w:w="1224"/>
-            <w:vAlign w:val="center"/>
+            <w:vAlign w:val="centre"/>
           </w:tcPr>
           <w:p>
             <w:pPr>
@@ -1628,7 +1628,7 @@
         <w:tc>
           <w:tcPr>
             <w:tcW w:type="dxa" w:w="936"/>
-            <w:vAlign w:val="center"/>
+            <w:vAlign w:val="centre"/>
           </w:tcPr>
           <w:p>
             <w:pPr>
@@ -1648,7 +1648,7 @@
         <w:tc>
           <w:tcPr>
             <w:tcW w:type="dxa" w:w="1224"/>
-            <w:vAlign w:val="center"/>
+            <w:vAlign w:val="centre"/>
           </w:tcPr>
           <w:p>
             <w:pPr>
@@ -1668,7 +1668,7 @@
         <w:tc>
           <w:tcPr>
             <w:tcW w:type="dxa" w:w="1224"/>
-            <w:vAlign w:val="center"/>
+            <w:vAlign w:val="centre"/>
           </w:tcPr>
           <w:p>
             <w:pPr>
@@ -1688,7 +1688,7 @@
         <w:tc>
           <w:tcPr>
             <w:tcW w:type="dxa" w:w="1296"/>
-            <w:vAlign w:val="center"/>
+            <w:vAlign w:val="centre"/>
           </w:tcPr>
           <w:p>
             <w:pPr>
@@ -1708,7 +1708,7 @@
         <w:tc>
           <w:tcPr>
             <w:tcW w:type="dxa" w:w="1656"/>
-            <w:vAlign w:val="center"/>
+            <w:vAlign w:val="centre"/>
           </w:tcPr>
           <w:p>
             <w:pPr>
@@ -1728,7 +1728,7 @@
         <w:tc>
           <w:tcPr>
             <w:tcW w:type="dxa" w:w="1224"/>
-            <w:vAlign w:val="center"/>
+            <w:vAlign w:val="centre"/>
           </w:tcPr>
           <w:p>
             <w:pPr>
@@ -1748,7 +1748,7 @@
         <w:tc>
           <w:tcPr>
             <w:tcW w:type="dxa" w:w="1584"/>
-            <w:vAlign w:val="center"/>
+            <w:vAlign w:val="centre"/>
           </w:tcPr>
           <w:p>
             <w:pPr>
@@ -1770,7 +1770,7 @@
         <w:tc>
           <w:tcPr>
             <w:tcW w:type="dxa" w:w="1152"/>
-            <w:vAlign w:val="center"/>
+            <w:vAlign w:val="centre"/>
             <w:shd w:fill="F3F7FA"/>
           </w:tcPr>
           <w:p>
@@ -1795,7 +1795,7 @@
         <w:tc>
           <w:tcPr>
             <w:tcW w:type="dxa" w:w="1224"/>
-            <w:vAlign w:val="center"/>
+            <w:vAlign w:val="centre"/>
             <w:shd w:fill="F3F7FA"/>
           </w:tcPr>
           <w:p>
@@ -1816,7 +1816,7 @@
         <w:tc>
           <w:tcPr>
             <w:tcW w:type="dxa" w:w="936"/>
-            <w:vAlign w:val="center"/>
+            <w:vAlign w:val="centre"/>
             <w:shd w:fill="F3F7FA"/>
           </w:tcPr>
           <w:p>
@@ -1837,7 +1837,7 @@
         <w:tc>
           <w:tcPr>
             <w:tcW w:type="dxa" w:w="1224"/>
-            <w:vAlign w:val="center"/>
+            <w:vAlign w:val="centre"/>
             <w:shd w:fill="F3F7FA"/>
           </w:tcPr>
           <w:p>
@@ -1858,7 +1858,7 @@
         <w:tc>
           <w:tcPr>
             <w:tcW w:type="dxa" w:w="1224"/>
-            <w:vAlign w:val="center"/>
+            <w:vAlign w:val="centre"/>
             <w:shd w:fill="F3F7FA"/>
           </w:tcPr>
           <w:p>
@@ -1879,7 +1879,7 @@
         <w:tc>
           <w:tcPr>
             <w:tcW w:type="dxa" w:w="1296"/>
-            <w:vAlign w:val="center"/>
+            <w:vAlign w:val="centre"/>
             <w:shd w:fill="F3F7FA"/>
           </w:tcPr>
           <w:p>
@@ -1900,7 +1900,7 @@
         <w:tc>
           <w:tcPr>
             <w:tcW w:type="dxa" w:w="1656"/>
-            <w:vAlign w:val="center"/>
+            <w:vAlign w:val="centre"/>
             <w:shd w:fill="F3F7FA"/>
           </w:tcPr>
           <w:p>
@@ -1921,7 +1921,7 @@
         <w:tc>
           <w:tcPr>
             <w:tcW w:type="dxa" w:w="1224"/>
-            <w:vAlign w:val="center"/>
+            <w:vAlign w:val="centre"/>
             <w:shd w:fill="F3F7FA"/>
           </w:tcPr>
           <w:p>
@@ -1942,7 +1942,7 @@
         <w:tc>
           <w:tcPr>
             <w:tcW w:type="dxa" w:w="1584"/>
-            <w:vAlign w:val="center"/>
+            <w:vAlign w:val="centre"/>
             <w:shd w:fill="F3F7FA"/>
           </w:tcPr>
           <w:p>
@@ -1965,7 +1965,7 @@
         <w:tc>
           <w:tcPr>
             <w:tcW w:type="dxa" w:w="1152"/>
-            <w:vAlign w:val="center"/>
+            <w:vAlign w:val="centre"/>
           </w:tcPr>
           <w:p>
             <w:pPr>
@@ -1989,7 +1989,7 @@
         <w:tc>
           <w:tcPr>
             <w:tcW w:type="dxa" w:w="1224"/>
-            <w:vAlign w:val="center"/>
+            <w:vAlign w:val="centre"/>
           </w:tcPr>
           <w:p>
             <w:pPr>
@@ -2009,7 +2009,7 @@
         <w:tc>
           <w:tcPr>
             <w:tcW w:type="dxa" w:w="936"/>
-            <w:vAlign w:val="center"/>
+            <w:vAlign w:val="centre"/>
           </w:tcPr>
           <w:p>
             <w:pPr>
@@ -2029,7 +2029,7 @@
         <w:tc>
           <w:tcPr>
             <w:tcW w:type="dxa" w:w="1224"/>
-            <w:vAlign w:val="center"/>
+            <w:vAlign w:val="centre"/>
           </w:tcPr>
           <w:p>
             <w:pPr>
@@ -2049,7 +2049,7 @@
         <w:tc>
           <w:tcPr>
             <w:tcW w:type="dxa" w:w="1224"/>
-            <w:vAlign w:val="center"/>
+            <w:vAlign w:val="centre"/>
           </w:tcPr>
           <w:p>
             <w:pPr>
@@ -2069,7 +2069,7 @@
         <w:tc>
           <w:tcPr>
             <w:tcW w:type="dxa" w:w="1296"/>
-            <w:vAlign w:val="center"/>
+            <w:vAlign w:val="centre"/>
           </w:tcPr>
           <w:p>
             <w:pPr>
@@ -2089,7 +2089,7 @@
         <w:tc>
           <w:tcPr>
             <w:tcW w:type="dxa" w:w="1656"/>
-            <w:vAlign w:val="center"/>
+            <w:vAlign w:val="centre"/>
           </w:tcPr>
           <w:p>
             <w:pPr>
@@ -2109,7 +2109,7 @@
         <w:tc>
           <w:tcPr>
             <w:tcW w:type="dxa" w:w="1224"/>
-            <w:vAlign w:val="center"/>
+            <w:vAlign w:val="centre"/>
           </w:tcPr>
           <w:p>
             <w:pPr>
@@ -2129,7 +2129,7 @@
         <w:tc>
           <w:tcPr>
             <w:tcW w:type="dxa" w:w="1584"/>
-            <w:vAlign w:val="center"/>
+            <w:vAlign w:val="centre"/>
           </w:tcPr>
           <w:p>
             <w:pPr>
@@ -2166,7 +2166,7 @@
       <w:tblPr>
         <w:tblStyle w:val="TableGrid"/>
         <w:tblW w:type="auto" w:w="0"/>
-        <w:jc w:val="center"/>
+        <w:jc w:val="centre"/>
         <w:tblLook w:firstColumn="1" w:firstRow="1" w:lastColumn="0" w:lastRow="0" w:noHBand="0" w:noVBand="1" w:val="04A0"/>
       </w:tblPr>
       <w:tblGrid>
@@ -2180,7 +2180,7 @@
         <w:tc>
           <w:tcPr>
             <w:tcW w:type="dxa" w:w="2880"/>
-            <w:vAlign w:val="center"/>
+            <w:vAlign w:val="centre"/>
             <w:shd w:fill="1F4E79"/>
           </w:tcPr>
           <w:p>
@@ -2202,7 +2202,7 @@
         <w:tc>
           <w:tcPr>
             <w:tcW w:type="dxa" w:w="7920"/>
-            <w:vAlign w:val="center"/>
+            <w:vAlign w:val="centre"/>
             <w:shd w:fill="1F4E79"/>
           </w:tcPr>
           <w:p>
@@ -2226,7 +2226,7 @@
         <w:tc>
           <w:tcPr>
             <w:tcW w:type="dxa" w:w="2880"/>
-            <w:vAlign w:val="center"/>
+            <w:vAlign w:val="centre"/>
           </w:tcPr>
           <w:p>
             <w:pPr>
@@ -2250,7 +2250,7 @@
         <w:tc>
           <w:tcPr>
             <w:tcW w:type="dxa" w:w="7920"/>
-            <w:vAlign w:val="center"/>
+            <w:vAlign w:val="centre"/>
           </w:tcPr>
           <w:p>
             <w:pPr>
@@ -2272,7 +2272,7 @@
         <w:tc>
           <w:tcPr>
             <w:tcW w:type="dxa" w:w="2880"/>
-            <w:vAlign w:val="center"/>
+            <w:vAlign w:val="centre"/>
             <w:shd w:fill="F3F7FA"/>
           </w:tcPr>
           <w:p>
@@ -2297,7 +2297,7 @@
         <w:tc>
           <w:tcPr>
             <w:tcW w:type="dxa" w:w="7920"/>
-            <w:vAlign w:val="center"/>
+            <w:vAlign w:val="centre"/>
             <w:shd w:fill="F3F7FA"/>
           </w:tcPr>
           <w:p>
@@ -2320,7 +2320,7 @@
         <w:tc>
           <w:tcPr>
             <w:tcW w:type="dxa" w:w="2880"/>
-            <w:vAlign w:val="center"/>
+            <w:vAlign w:val="centre"/>
           </w:tcPr>
           <w:p>
             <w:pPr>
@@ -2344,7 +2344,7 @@
         <w:tc>
           <w:tcPr>
             <w:tcW w:type="dxa" w:w="7920"/>
-            <w:vAlign w:val="center"/>
+            <w:vAlign w:val="centre"/>
           </w:tcPr>
           <w:p>
             <w:pPr>
@@ -2366,7 +2366,7 @@
         <w:tc>
           <w:tcPr>
             <w:tcW w:type="dxa" w:w="2880"/>
-            <w:vAlign w:val="center"/>
+            <w:vAlign w:val="centre"/>
             <w:shd w:fill="F3F7FA"/>
           </w:tcPr>
           <w:p>
@@ -2391,7 +2391,7 @@
         <w:tc>
           <w:tcPr>
             <w:tcW w:type="dxa" w:w="7920"/>
-            <w:vAlign w:val="center"/>
+            <w:vAlign w:val="centre"/>
             <w:shd w:fill="F3F7FA"/>
           </w:tcPr>
           <w:p>
@@ -2429,7 +2429,7 @@
       <w:tblPr>
         <w:tblStyle w:val="TableGrid"/>
         <w:tblW w:type="auto" w:w="0"/>
-        <w:jc w:val="center"/>
+        <w:jc w:val="centre"/>
         <w:tblLook w:firstColumn="1" w:firstRow="1" w:lastColumn="0" w:lastRow="0" w:noHBand="0" w:noVBand="1" w:val="04A0"/>
       </w:tblPr>
       <w:tblGrid>
@@ -2444,7 +2444,7 @@
         <w:tc>
           <w:tcPr>
             <w:tcW w:type="dxa" w:w="2088"/>
-            <w:vAlign w:val="center"/>
+            <w:vAlign w:val="centre"/>
             <w:shd w:fill="1F4E79"/>
           </w:tcPr>
           <w:p>
@@ -2466,7 +2466,7 @@
         <w:tc>
           <w:tcPr>
             <w:tcW w:type="dxa" w:w="4464"/>
-            <w:vAlign w:val="center"/>
+            <w:vAlign w:val="centre"/>
             <w:shd w:fill="1F4E79"/>
           </w:tcPr>
           <w:p>
@@ -2488,7 +2488,7 @@
         <w:tc>
           <w:tcPr>
             <w:tcW w:type="dxa" w:w="3456"/>
-            <w:vAlign w:val="center"/>
+            <w:vAlign w:val="centre"/>
             <w:shd w:fill="1F4E79"/>
           </w:tcPr>
           <w:p>
@@ -2512,7 +2512,7 @@
         <w:tc>
           <w:tcPr>
             <w:tcW w:type="dxa" w:w="2088"/>
-            <w:vAlign w:val="center"/>
+            <w:vAlign w:val="centre"/>
           </w:tcPr>
           <w:p>
             <w:pPr>
@@ -2536,7 +2536,7 @@
         <w:tc>
           <w:tcPr>
             <w:tcW w:type="dxa" w:w="4464"/>
-            <w:vAlign w:val="center"/>
+            <w:vAlign w:val="centre"/>
           </w:tcPr>
           <w:p>
             <w:pPr>
@@ -2556,7 +2556,7 @@
         <w:tc>
           <w:tcPr>
             <w:tcW w:type="dxa" w:w="3456"/>
-            <w:vAlign w:val="center"/>
+            <w:vAlign w:val="centre"/>
           </w:tcPr>
           <w:p>
             <w:pPr>
@@ -2578,7 +2578,7 @@
         <w:tc>
           <w:tcPr>
             <w:tcW w:type="dxa" w:w="2088"/>
-            <w:vAlign w:val="center"/>
+            <w:vAlign w:val="centre"/>
             <w:shd w:fill="F3F7FA"/>
           </w:tcPr>
           <w:p>
@@ -2603,7 +2603,7 @@
         <w:tc>
           <w:tcPr>
             <w:tcW w:type="dxa" w:w="4464"/>
-            <w:vAlign w:val="center"/>
+            <w:vAlign w:val="centre"/>
             <w:shd w:fill="F3F7FA"/>
           </w:tcPr>
           <w:p>
@@ -2624,7 +2624,7 @@
         <w:tc>
           <w:tcPr>
             <w:tcW w:type="dxa" w:w="3456"/>
-            <w:vAlign w:val="center"/>
+            <w:vAlign w:val="centre"/>
             <w:shd w:fill="F3F7FA"/>
           </w:tcPr>
           <w:p>
@@ -2647,7 +2647,7 @@
         <w:tc>
           <w:tcPr>
             <w:tcW w:type="dxa" w:w="2088"/>
-            <w:vAlign w:val="center"/>
+            <w:vAlign w:val="centre"/>
           </w:tcPr>
           <w:p>
             <w:pPr>
@@ -2671,7 +2671,7 @@
         <w:tc>
           <w:tcPr>
             <w:tcW w:type="dxa" w:w="4464"/>
-            <w:vAlign w:val="center"/>
+            <w:vAlign w:val="centre"/>
           </w:tcPr>
           <w:p>
             <w:pPr>
@@ -2691,7 +2691,7 @@
         <w:tc>
           <w:tcPr>
             <w:tcW w:type="dxa" w:w="3456"/>
-            <w:vAlign w:val="center"/>
+            <w:vAlign w:val="centre"/>
           </w:tcPr>
           <w:p>
             <w:pPr>
@@ -2713,7 +2713,7 @@
         <w:tc>
           <w:tcPr>
             <w:tcW w:type="dxa" w:w="2088"/>
-            <w:vAlign w:val="center"/>
+            <w:vAlign w:val="centre"/>
             <w:shd w:fill="F3F7FA"/>
           </w:tcPr>
           <w:p>
@@ -2738,7 +2738,7 @@
         <w:tc>
           <w:tcPr>
             <w:tcW w:type="dxa" w:w="4464"/>
-            <w:vAlign w:val="center"/>
+            <w:vAlign w:val="centre"/>
             <w:shd w:fill="F3F7FA"/>
           </w:tcPr>
           <w:p>
@@ -2759,7 +2759,7 @@
         <w:tc>
           <w:tcPr>
             <w:tcW w:type="dxa" w:w="3456"/>
-            <w:vAlign w:val="center"/>
+            <w:vAlign w:val="centre"/>
             <w:shd w:fill="F3F7FA"/>
           </w:tcPr>
           <w:p>
@@ -2782,7 +2782,7 @@
         <w:tc>
           <w:tcPr>
             <w:tcW w:type="dxa" w:w="2088"/>
-            <w:vAlign w:val="center"/>
+            <w:vAlign w:val="centre"/>
           </w:tcPr>
           <w:p>
             <w:pPr>
@@ -2806,7 +2806,7 @@
         <w:tc>
           <w:tcPr>
             <w:tcW w:type="dxa" w:w="4464"/>
-            <w:vAlign w:val="center"/>
+            <w:vAlign w:val="centre"/>
           </w:tcPr>
           <w:p>
             <w:pPr>
@@ -2826,7 +2826,7 @@
         <w:tc>
           <w:tcPr>
             <w:tcW w:type="dxa" w:w="3456"/>
-            <w:vAlign w:val="center"/>
+            <w:vAlign w:val="centre"/>
           </w:tcPr>
           <w:p>
             <w:pPr>
@@ -2848,7 +2848,7 @@
         <w:tc>
           <w:tcPr>
             <w:tcW w:type="dxa" w:w="2088"/>
-            <w:vAlign w:val="center"/>
+            <w:vAlign w:val="centre"/>
             <w:shd w:fill="F3F7FA"/>
           </w:tcPr>
           <w:p>
@@ -2873,7 +2873,7 @@
         <w:tc>
           <w:tcPr>
             <w:tcW w:type="dxa" w:w="4464"/>
-            <w:vAlign w:val="center"/>
+            <w:vAlign w:val="centre"/>
             <w:shd w:fill="F3F7FA"/>
           </w:tcPr>
           <w:p>
@@ -2894,7 +2894,7 @@
         <w:tc>
           <w:tcPr>
             <w:tcW w:type="dxa" w:w="3456"/>
-            <w:vAlign w:val="center"/>
+            <w:vAlign w:val="centre"/>
             <w:shd w:fill="F3F7FA"/>
           </w:tcPr>
           <w:p>
@@ -2940,15 +2940,14 @@
   <w:p>
     <w:pPr>
       <w:pStyle w:val="Footer"/>
-      <w:jc w:val="center"/>
+      <w:jc w:val="centre"/>
     </w:pPr>
     <w:r>
       <w:rPr>
-        <w:rFonts w:ascii="Arial" w:hAnsi="Arial"/>
-        <w:color w:val="666666"/>
-        <w:sz w:val="16"/>
-      </w:rPr>
-      <w:t>AI and Healthcare Economics Companion Resource | Version 6.0.0</w:t>
+        <w:color w:val="5F5A5B"/>
+        <w:sz w:val="15"/>
+      </w:rPr>
+      <w:t>Muthana Zouri · Carmen Marinela Cumpăt · Grigore T. Popa University of Medicine and Pharmacy Publishing House · 2026</w:t>
     </w:r>
   </w:p>
 </w:ftr>
@@ -2979,7 +2978,25 @@
   <w:p>
     <w:pPr>
       <w:pStyle w:val="Header"/>
+      <w:jc w:val="centre"/>
     </w:pPr>
+    <w:r/>
+    <w:r>
+      <w:rPr>
+        <w:rFonts w:ascii="Georgia" w:hAnsi="Georgia"/>
+        <w:b/>
+        <w:color w:val="7B1734"/>
+        <w:sz w:val="17"/>
+      </w:rPr>
+      <w:t>Artificial Intelligence and Healthcare Economics</w:t>
+    </w:r>
+    <w:r>
+      <w:rPr>
+        <w:color w:val="5F5A5B"/>
+        <w:sz w:val="16"/>
+      </w:rPr>
+      <w:t xml:space="preserve"> · Digital Resource Companion · V1.0</w:t>
+    </w:r>
   </w:p>
 </w:hdr>
 </file>
@@ -3384,7 +3401,7 @@
     <w:rsid w:val="00E618BF"/>
     <w:pPr>
       <w:tabs>
-        <w:tab w:val="center" w:pos="4680"/>
+        <w:tab w:val="centre" w:pos="4680"/>
         <w:tab w:val="right" w:pos="9360"/>
       </w:tabs>
       <w:spacing w:after="0" w:line="240" w:lineRule="auto"/>
@@ -3406,7 +3423,7 @@
     <w:rsid w:val="00E618BF"/>
     <w:pPr>
       <w:tabs>
-        <w:tab w:val="center" w:pos="4680"/>
+        <w:tab w:val="centre" w:pos="4680"/>
         <w:tab w:val="right" w:pos="9360"/>
       </w:tabs>
       <w:spacing w:after="0" w:line="240" w:lineRule="auto"/>
